--- a/output_docs/东升幼儿园_工程量确认单（新）.docx
+++ b/output_docs/东升幼儿园_工程量确认单（新）.docx
@@ -4,54 +4,70 @@
   <w:body>
     <w:p>
       <w:pPr>
+        <w:spacing w:before="0" w:after="320" w:line="240" w:lineRule="auto"/>
         <w:jc w:val="center"/>
       </w:pPr>
       <w:r>
         <w:rPr>
           <w:rFonts w:ascii="仿宋_GB2312" w:hAnsi="仿宋_GB2312" w:eastAsia="仿宋_GB2312"/>
-          <w:b/>
-          <w:sz w:val="40"/>
+          <w:b w:val="0"/>
+          <w:sz w:val="48"/>
         </w:rPr>
-        <w:t>工程量确认单（东升幼儿园）</w:t>
+        <w:t>工程量确认单</w:t>
       </w:r>
     </w:p>
-    <w:p/>
     <w:p>
+      <w:pPr>
+        <w:spacing w:before="0" w:after="200" w:line="240" w:lineRule="auto"/>
+      </w:pPr>
       <w:r>
         <w:rPr>
           <w:rFonts w:ascii="仿宋_GB2312" w:hAnsi="仿宋_GB2312" w:eastAsia="仿宋_GB2312"/>
           <w:b w:val="0"/>
-          <w:sz w:val="24"/>
+          <w:sz w:val="21"/>
         </w:rPr>
-        <w:t>说明：本确认单根据《工作联系单》（编号1，已签字盖章）与《工作联系单》（编号2，补充）整理调整，替代原《工程量确认单》编号003（东升幼儿园）。条目顺序已按工作联系单顺序重排，与工作联系单不一致或联系单中已取消的内容，均在对应条目下加注说明。</w:t>
+        <w:t>说明：本确认单根据《工作联系单》（编号1，已签字盖章）与《工作联系单》（编号2，补充）整理调整，替代原《工程量确认单》计量编号003（东升幼儿园）。条目顺序已按工作联系单顺序重排，与工作联系单内容不一致或联系单中已取消的内容，均在对应条目下加注说明。</w:t>
       </w:r>
     </w:p>
-    <w:p/>
     <w:tbl>
       <w:tblPr>
         <w:tblStyle w:val="TableGrid"/>
         <w:tblW w:type="auto" w:w="0"/>
+        <w:jc w:val="center"/>
+        <w:tblLayout w:type="fixed"/>
         <w:tblLook w:firstColumn="1" w:firstRow="1" w:lastColumn="0" w:lastRow="0" w:noHBand="0" w:noVBand="1" w:val="04A0"/>
       </w:tblPr>
       <w:tblGrid>
-        <w:gridCol w:w="1814"/>
-        <w:gridCol w:w="7257"/>
+        <w:gridCol w:w="2538"/>
+        <w:gridCol w:w="2538"/>
+        <w:gridCol w:w="2538"/>
+        <w:gridCol w:w="2538"/>
       </w:tblGrid>
       <w:tr>
+        <w:trPr>
+          <w:trHeight w:val="1854" w:hRule="atLeast"/>
+        </w:trPr>
         <w:tc>
           <w:tcPr>
-            <w:tcW w:type="dxa" w:w="4873"/>
+            <w:tcW w:type="dxa" w:w="1633"/>
+            <w:tcMar>
+              <w:top w:w="40" w:type="dxa"/>
+              <w:bottom w:w="40" w:type="dxa"/>
+              <w:left w:w="80" w:type="dxa"/>
+              <w:right w:w="80" w:type="dxa"/>
+            </w:tcMar>
             <w:vAlign w:val="center"/>
           </w:tcPr>
           <w:p>
             <w:pPr>
+              <w:spacing w:before="0" w:after="0" w:line="240" w:lineRule="auto"/>
               <w:jc w:val="center"/>
             </w:pPr>
             <w:r/>
             <w:r>
               <w:rPr>
                 <w:rFonts w:ascii="仿宋_GB2312" w:hAnsi="仿宋_GB2312" w:eastAsia="仿宋_GB2312"/>
-                <w:b/>
+                <w:b w:val="0"/>
                 <w:sz w:val="24"/>
               </w:rPr>
               <w:t>工程名称</w:t>
@@ -60,10 +76,20 @@
         </w:tc>
         <w:tc>
           <w:tcPr>
-            <w:tcW w:type="dxa" w:w="4873"/>
-            <w:vAlign w:val="center"/>
+            <w:tcW w:type="dxa" w:w="4144"/>
+            <w:tcMar>
+              <w:top w:w="40" w:type="dxa"/>
+              <w:bottom w:w="40" w:type="dxa"/>
+              <w:left w:w="80" w:type="dxa"/>
+              <w:right w:w="80" w:type="dxa"/>
+            </w:tcMar>
+            <w:vAlign w:val="top"/>
           </w:tcPr>
           <w:p>
+            <w:pPr>
+              <w:spacing w:before="0" w:after="0" w:line="240" w:lineRule="auto"/>
+              <w:jc w:val="left"/>
+            </w:pPr>
             <w:r/>
             <w:r>
               <w:rPr>
@@ -71,26 +97,87 @@
                 <w:b w:val="0"/>
                 <w:sz w:val="24"/>
               </w:rPr>
-              <w:t>东升、东红、千秋、东平、南俸、上埇和机关等7所幼儿园室外配套附属设施建设工程-万泉镇中心幼儿园东升分园室外配套附属设施建设工程</w:t>
+              <w:t>东升、东红、千秋、东平、南俸、</w:t>
+            </w:r>
+          </w:p>
+          <w:p>
+            <w:pPr>
+              <w:spacing w:before="0" w:after="0" w:line="240" w:lineRule="auto"/>
+              <w:jc w:val="left"/>
+            </w:pPr>
+            <w:r>
+              <w:rPr>
+                <w:rFonts w:ascii="仿宋_GB2312" w:hAnsi="仿宋_GB2312" w:eastAsia="仿宋_GB2312"/>
+                <w:b w:val="0"/>
+                <w:sz w:val="24"/>
+              </w:rPr>
+              <w:t>上埇和机关等7所幼儿园室外配套</w:t>
+            </w:r>
+          </w:p>
+          <w:p>
+            <w:pPr>
+              <w:spacing w:before="0" w:after="0" w:line="240" w:lineRule="auto"/>
+              <w:jc w:val="left"/>
+            </w:pPr>
+            <w:r>
+              <w:rPr>
+                <w:rFonts w:ascii="仿宋_GB2312" w:hAnsi="仿宋_GB2312" w:eastAsia="仿宋_GB2312"/>
+                <w:b w:val="0"/>
+                <w:sz w:val="24"/>
+              </w:rPr>
+              <w:t>附属设施建设工程-万泉镇中心幼</w:t>
+            </w:r>
+          </w:p>
+          <w:p>
+            <w:pPr>
+              <w:spacing w:before="0" w:after="0" w:line="240" w:lineRule="auto"/>
+              <w:jc w:val="left"/>
+            </w:pPr>
+            <w:r>
+              <w:rPr>
+                <w:rFonts w:ascii="仿宋_GB2312" w:hAnsi="仿宋_GB2312" w:eastAsia="仿宋_GB2312"/>
+                <w:b w:val="0"/>
+                <w:sz w:val="24"/>
+              </w:rPr>
+              <w:t>儿园东升分园室外配套附属设施建</w:t>
+            </w:r>
+          </w:p>
+          <w:p>
+            <w:pPr>
+              <w:spacing w:before="0" w:after="0" w:line="240" w:lineRule="auto"/>
+              <w:jc w:val="left"/>
+            </w:pPr>
+            <w:r>
+              <w:rPr>
+                <w:rFonts w:ascii="仿宋_GB2312" w:hAnsi="仿宋_GB2312" w:eastAsia="仿宋_GB2312"/>
+                <w:b w:val="0"/>
+                <w:sz w:val="24"/>
+              </w:rPr>
+              <w:t>设工程</w:t>
             </w:r>
           </w:p>
         </w:tc>
-      </w:tr>
-      <w:tr>
         <w:tc>
           <w:tcPr>
-            <w:tcW w:type="dxa" w:w="4873"/>
-            <w:vAlign w:val="center"/>
+            <w:tcW w:type="dxa" w:w="947"/>
+            <w:tcMar>
+              <w:top w:w="40" w:type="dxa"/>
+              <w:bottom w:w="40" w:type="dxa"/>
+              <w:left w:w="80" w:type="dxa"/>
+              <w:right w:w="80" w:type="dxa"/>
+            </w:tcMar>
+            <w:vAlign w:val="top"/>
           </w:tcPr>
           <w:p>
             <w:pPr>
+              <w:spacing w:before="0" w:after="0" w:line="240" w:lineRule="auto"/>
               <w:jc w:val="center"/>
             </w:pPr>
             <w:r/>
             <w:r>
               <w:rPr>
                 <w:rFonts w:ascii="仿宋_GB2312" w:hAnsi="仿宋_GB2312" w:eastAsia="仿宋_GB2312"/>
-                <w:b/>
+                <w:b w:val="0"/>
                 <w:sz w:val="24"/>
               </w:rPr>
               <w:t>内容</w:t>
@@ -99,10 +186,20 @@
         </w:tc>
         <w:tc>
           <w:tcPr>
-            <w:tcW w:type="dxa" w:w="4873"/>
-            <w:vAlign w:val="center"/>
+            <w:tcW w:type="dxa" w:w="3101"/>
+            <w:tcMar>
+              <w:top w:w="40" w:type="dxa"/>
+              <w:bottom w:w="40" w:type="dxa"/>
+              <w:left w:w="80" w:type="dxa"/>
+              <w:right w:w="80" w:type="dxa"/>
+            </w:tcMar>
+            <w:vAlign w:val="top"/>
           </w:tcPr>
           <w:p>
+            <w:pPr>
+              <w:spacing w:before="0" w:after="0" w:line="240" w:lineRule="auto"/>
+              <w:jc w:val="left"/>
+            </w:pPr>
             <w:r/>
             <w:r>
               <w:rPr>
@@ -110,26 +207,50 @@
                 <w:b w:val="0"/>
                 <w:sz w:val="24"/>
               </w:rPr>
-              <w:t>东升幼儿园增加部分改造工程</w:t>
+              <w:t>东升幼儿园增加部分改</w:t>
+            </w:r>
+          </w:p>
+          <w:p>
+            <w:pPr>
+              <w:spacing w:before="0" w:after="0" w:line="240" w:lineRule="auto"/>
+              <w:jc w:val="left"/>
+            </w:pPr>
+            <w:r>
+              <w:rPr>
+                <w:rFonts w:ascii="仿宋_GB2312" w:hAnsi="仿宋_GB2312" w:eastAsia="仿宋_GB2312"/>
+                <w:b w:val="0"/>
+                <w:sz w:val="24"/>
+              </w:rPr>
+              <w:t>造工程</w:t>
             </w:r>
           </w:p>
         </w:tc>
       </w:tr>
       <w:tr>
+        <w:trPr>
+          <w:trHeight w:val="958" w:hRule="atLeast"/>
+        </w:trPr>
         <w:tc>
           <w:tcPr>
-            <w:tcW w:type="dxa" w:w="4873"/>
+            <w:tcW w:type="dxa" w:w="1633"/>
+            <w:tcMar>
+              <w:top w:w="40" w:type="dxa"/>
+              <w:bottom w:w="40" w:type="dxa"/>
+              <w:left w:w="80" w:type="dxa"/>
+              <w:right w:w="80" w:type="dxa"/>
+            </w:tcMar>
             <w:vAlign w:val="center"/>
           </w:tcPr>
           <w:p>
             <w:pPr>
+              <w:spacing w:before="0" w:after="0" w:line="240" w:lineRule="auto"/>
               <w:jc w:val="center"/>
             </w:pPr>
             <w:r/>
             <w:r>
               <w:rPr>
                 <w:rFonts w:ascii="仿宋_GB2312" w:hAnsi="仿宋_GB2312" w:eastAsia="仿宋_GB2312"/>
-                <w:b/>
+                <w:b w:val="0"/>
                 <w:sz w:val="24"/>
               </w:rPr>
               <w:t>位置</w:t>
@@ -138,10 +259,20 @@
         </w:tc>
         <w:tc>
           <w:tcPr>
-            <w:tcW w:type="dxa" w:w="4873"/>
+            <w:tcW w:type="dxa" w:w="4144"/>
+            <w:tcMar>
+              <w:top w:w="40" w:type="dxa"/>
+              <w:bottom w:w="40" w:type="dxa"/>
+              <w:left w:w="80" w:type="dxa"/>
+              <w:right w:w="80" w:type="dxa"/>
+            </w:tcMar>
             <w:vAlign w:val="center"/>
           </w:tcPr>
           <w:p>
+            <w:pPr>
+              <w:spacing w:before="0" w:after="0" w:line="240" w:lineRule="auto"/>
+              <w:jc w:val="left"/>
+            </w:pPr>
             <w:r/>
             <w:r>
               <w:rPr>
@@ -153,34 +284,63 @@
             </w:r>
           </w:p>
         </w:tc>
-      </w:tr>
-      <w:tr>
         <w:tc>
           <w:tcPr>
-            <w:tcW w:type="dxa" w:w="4873"/>
+            <w:tcW w:type="dxa" w:w="947"/>
+            <w:tcMar>
+              <w:top w:w="40" w:type="dxa"/>
+              <w:bottom w:w="40" w:type="dxa"/>
+              <w:left w:w="80" w:type="dxa"/>
+              <w:right w:w="80" w:type="dxa"/>
+            </w:tcMar>
             <w:vAlign w:val="center"/>
           </w:tcPr>
           <w:p>
             <w:pPr>
+              <w:spacing w:before="0" w:after="0" w:line="240" w:lineRule="auto"/>
               <w:jc w:val="center"/>
             </w:pPr>
             <w:r/>
             <w:r>
               <w:rPr>
                 <w:rFonts w:ascii="仿宋_GB2312" w:hAnsi="仿宋_GB2312" w:eastAsia="仿宋_GB2312"/>
-                <w:b/>
+                <w:b w:val="0"/>
                 <w:sz w:val="24"/>
               </w:rPr>
-              <w:t>计量编号</w:t>
+              <w:t>计量</w:t>
+            </w:r>
+          </w:p>
+          <w:p>
+            <w:pPr>
+              <w:spacing w:before="0" w:after="0" w:line="240" w:lineRule="auto"/>
+              <w:jc w:val="center"/>
+            </w:pPr>
+            <w:r>
+              <w:rPr>
+                <w:rFonts w:ascii="仿宋_GB2312" w:hAnsi="仿宋_GB2312" w:eastAsia="仿宋_GB2312"/>
+                <w:b w:val="0"/>
+                <w:sz w:val="24"/>
+              </w:rPr>
+              <w:t>编号</w:t>
             </w:r>
           </w:p>
         </w:tc>
         <w:tc>
           <w:tcPr>
-            <w:tcW w:type="dxa" w:w="4873"/>
+            <w:tcW w:type="dxa" w:w="3101"/>
+            <w:tcMar>
+              <w:top w:w="40" w:type="dxa"/>
+              <w:bottom w:w="40" w:type="dxa"/>
+              <w:left w:w="80" w:type="dxa"/>
+              <w:right w:w="80" w:type="dxa"/>
+            </w:tcMar>
             <w:vAlign w:val="center"/>
           </w:tcPr>
           <w:p>
+            <w:pPr>
+              <w:spacing w:before="0" w:after="0" w:line="240" w:lineRule="auto"/>
+              <w:jc w:val="left"/>
+            </w:pPr>
             <w:r/>
             <w:r>
               <w:rPr>
@@ -194,8 +354,10 @@
         </w:tc>
       </w:tr>
     </w:tbl>
-    <w:p/>
     <w:p>
+      <w:pPr>
+        <w:spacing w:before="120" w:after="0" w:line="240" w:lineRule="auto"/>
+      </w:pPr>
       <w:r>
         <w:rPr>
           <w:rFonts w:ascii="仿宋_GB2312" w:hAnsi="仿宋_GB2312" w:eastAsia="仿宋_GB2312"/>
@@ -206,6 +368,10 @@
       </w:r>
     </w:p>
     <w:p>
+      <w:pPr>
+        <w:spacing w:before="0" w:after="80" w:line="240" w:lineRule="auto"/>
+        <w:ind w:firstLine="480"/>
+      </w:pPr>
       <w:r>
         <w:rPr>
           <w:rFonts w:ascii="仿宋_GB2312" w:hAnsi="仿宋_GB2312" w:eastAsia="仿宋_GB2312"/>
@@ -216,114 +382,126 @@
       </w:r>
     </w:p>
     <w:p>
+      <w:pPr>
+        <w:spacing w:before="0" w:after="80" w:line="240" w:lineRule="auto"/>
+      </w:pPr>
       <w:r>
         <w:rPr>
           <w:rFonts w:ascii="仿宋_GB2312" w:hAnsi="仿宋_GB2312" w:eastAsia="仿宋_GB2312"/>
           <w:b w:val="0"/>
           <w:sz w:val="24"/>
         </w:rPr>
-        <w:t>1. 原设计PVC运动地板735.22㎡，变更为减震悬浮地板，规格型号：30cm×30cm×1.6cm，铺设面积664㎡；硬化区域现调整硬化为200厚级配碎石+200厚C25混凝土，硬化面积725㎡，硬化优化工序：拉毛、切缝宽6mm、深5cm、填充沥青砂浆、棉毡养护。（对应工作联系单一第1条）</w:t>
+        <w:t>1.原设计PVC运动地板735.22㎡,变更为减震悬浮地板规格和型号：30cm×30cm×1.6cm，铺设面积664㎡，硬化区域现调整硬化为200厚级配碎石+200厚C25混凝土725㎡，硬化优化工序：拉毛.切缝宽6mm,深5cm.填充沥青砂浆.棉毡养护；（对应工作联系单一第1条）</w:t>
       </w:r>
     </w:p>
     <w:p>
+      <w:pPr>
+        <w:spacing w:before="0" w:after="80" w:line="240" w:lineRule="auto"/>
+      </w:pPr>
       <w:r>
         <w:rPr>
           <w:rFonts w:ascii="仿宋_GB2312" w:hAnsi="仿宋_GB2312" w:eastAsia="仿宋_GB2312"/>
           <w:b w:val="0"/>
           <w:sz w:val="24"/>
         </w:rPr>
-        <w:t>2. 原设计靠近新建教学楼位置的砖砌围墙，变更为镀锌管栏杆围墙（小柱：50mm×50mm×2.0mm@80；大柱：80mm×80mm×2.5mm@3000；横杆上下两道，规格40×40×2.5mm），立柱整体高度2m，长度124米。</w:t>
-      </w:r>
-      <w:r>
-        <w:rPr>
-          <w:rFonts w:ascii="仿宋_GB2312" w:hAnsi="仿宋_GB2312" w:eastAsia="仿宋_GB2312"/>
-          <w:b w:val="0"/>
-          <w:sz w:val="22"/>
-        </w:rPr>
-        <w:br/>
-        <w:t>【备注：工作联系单一第2条原为“铝艺栏杆围墙，立柱整体高度2.5米”，经设计单位优化调整，现变更为本条内容。】</w:t>
+        <w:t>2.原设计靠近新建教学楼位置的砖砌围墙，变更为镀锌管栏杆围墙(小柱：50mm×50mm×2.0mm@80; 大柱：80mm×80mm×2.5mm@3000；横杆上下两道规格40×40×2.5mm）, 立柱整体高度2m，长度124米;（注：工作联系单一第2条原为“铝艺栏杆围墙，立柱整体高度2.5米”，经设计单位优化调整，现变更为本条内容。）</w:t>
       </w:r>
     </w:p>
     <w:p>
+      <w:pPr>
+        <w:spacing w:before="0" w:after="80" w:line="240" w:lineRule="auto"/>
+      </w:pPr>
       <w:r>
         <w:rPr>
           <w:rFonts w:ascii="仿宋_GB2312" w:hAnsi="仿宋_GB2312" w:eastAsia="仿宋_GB2312"/>
           <w:b w:val="0"/>
           <w:sz w:val="24"/>
         </w:rPr>
-        <w:t>3. 增设一个容量为2T的成品玻璃钢隔油池，埋置16.79m DN200波纹管接至W8污水井。</w:t>
-      </w:r>
-      <w:r>
-        <w:rPr>
-          <w:rFonts w:ascii="仿宋_GB2312" w:hAnsi="仿宋_GB2312" w:eastAsia="仿宋_GB2312"/>
-          <w:b w:val="0"/>
-          <w:sz w:val="22"/>
-        </w:rPr>
-        <w:br/>
-        <w:t>【备注：工作联系单一第3条中“沙池旁增加两个洗手洗脚水龙头并进行硬化处理”“戏水池旁鹅卵石小径改为大理石小径”“教学楼入口处花池内增设排水沟”“大门绿化位置优化缩小”等内容，现均已取消。】</w:t>
+        <w:t>3.增设一个容量为2T的成品玻璃钢隔油池，埋置16.79mDN200波纹管接至W8污水井；（注：工作联系单一第3条中“沙池旁增加两个洗手洗脚水龙头并进行硬化处理”“戏水池旁鹅卵石小径改为大理石小径”“教学楼入口处花池内增设排水沟”“大门绿化位置优化缩小”等内容，现均已取消。）</w:t>
       </w:r>
     </w:p>
     <w:p>
+      <w:pPr>
+        <w:spacing w:before="0" w:after="80" w:line="240" w:lineRule="auto"/>
+      </w:pPr>
       <w:r>
         <w:rPr>
           <w:rFonts w:ascii="仿宋_GB2312" w:hAnsi="仿宋_GB2312" w:eastAsia="仿宋_GB2312"/>
           <w:b w:val="0"/>
           <w:sz w:val="24"/>
         </w:rPr>
-        <w:t>4. 【备注：工作联系单一第4条“新建戏水池顶部加装顶棚（防止树枝、树叶、昆虫掉入水中）”，此项已取消。】</w:t>
+        <w:t>4.（注：工作联系单一第4条“新建戏水池顶部加装顶棚（防止树枝、树叶、昆虫掉入水中）”，此项已取消。）</w:t>
       </w:r>
     </w:p>
     <w:p>
+      <w:pPr>
+        <w:spacing w:before="0" w:after="80" w:line="240" w:lineRule="auto"/>
+      </w:pPr>
       <w:r>
         <w:rPr>
           <w:rFonts w:ascii="仿宋_GB2312" w:hAnsi="仿宋_GB2312" w:eastAsia="仿宋_GB2312"/>
           <w:b w:val="0"/>
           <w:sz w:val="24"/>
         </w:rPr>
-        <w:t>5. 旁边增设两个铸铁篦子雨水口，通过5.4m DN200波纹管排至雨水井。（对应工作联系单二第5条，为第3条隔油池排水配套新增内容）</w:t>
+        <w:t>5.旁边增设两个铸铁篦子雨水口，通过5.4mDN200波纹管排至雨水井；（对应工作联系单二第5条，为第3条隔油池排水配套新增内容）</w:t>
       </w:r>
     </w:p>
     <w:p>
+      <w:pPr>
+        <w:spacing w:before="0" w:after="80" w:line="240" w:lineRule="auto"/>
+      </w:pPr>
       <w:r>
         <w:rPr>
           <w:rFonts w:ascii="仿宋_GB2312" w:hAnsi="仿宋_GB2312" w:eastAsia="仿宋_GB2312"/>
           <w:b w:val="0"/>
           <w:sz w:val="24"/>
         </w:rPr>
-        <w:t>6. 大门口消防车道，面积103.79㎡（拆除原混凝土路面后新建，拆除量按施工资料）；大门内消防车道坡道两侧增加挡土墙，总长22.97m；坡道两侧新增镀锌栏杆扶手，总长度15.5m。（对应工作联系单二第1条）</w:t>
+        <w:t>6.大门口消防车道，面积103.79㎡(拆除原混凝土路面后新建，拆除量按施工资料）；大门内消防车道坡道两侧增加挡土墙总长22.97m，坡道两侧新增镀锌栏杆扶手，总长度15.5m；（对应工作联系单二第1条）</w:t>
       </w:r>
     </w:p>
     <w:p>
+      <w:pPr>
+        <w:spacing w:before="0" w:after="80" w:line="240" w:lineRule="auto"/>
+      </w:pPr>
       <w:r>
         <w:rPr>
           <w:rFonts w:ascii="仿宋_GB2312" w:hAnsi="仿宋_GB2312" w:eastAsia="仿宋_GB2312"/>
           <w:b w:val="0"/>
           <w:sz w:val="24"/>
         </w:rPr>
-        <w:t>7. 取消原电动伸缩门1座，替换为成品双扇咖色氟碳漆热镀锌方管大门，高2.5m，总宽6m；大门外指定场地换填300厚种植土铺设台湾草438㎡，种植面积以最终现场为准。（对应工作联系单二第2条）</w:t>
+        <w:t>7.取消原电动伸缩门1座，替换为成品双扇咖色氟碳漆热镀锌方管大门，高2.5m总宽6m；大门外指定场地换填300厚种植土铺设台湾草438㎡，种植面积以最终现场为准；（对应工作联系单二第2条）</w:t>
       </w:r>
     </w:p>
     <w:p>
+      <w:pPr>
+        <w:spacing w:before="0" w:after="80" w:line="240" w:lineRule="auto"/>
+      </w:pPr>
       <w:r>
         <w:rPr>
           <w:rFonts w:ascii="仿宋_GB2312" w:hAnsi="仿宋_GB2312" w:eastAsia="仿宋_GB2312"/>
           <w:b w:val="0"/>
           <w:sz w:val="24"/>
         </w:rPr>
-        <w:t>8. 应使用单位要求拆除单层混合结构建筑（面积据拆除影像资料据实结算）；清理后原场地做硬化并铺设悬浮式地板，面积70平方米，拼接图案厂家提供，中心点标高高于周边地面0.03并与之找坡平接；原单层混合结构建筑门口位置增设铸铁盖板14.4m。（对应工作联系单二第3条）</w:t>
+        <w:t>8.应使用单位要求拆除单层混合结构建筑(面积据拆除影像资料据实结算）；清理后原场地做硬化并铺设悬浮式地板，面积70平方米，拼接图案厂家提供，中心点标高高于周边地面0.03并与之找坡平接；原单层混合结构建筑门口位置铸铁盖板14.4m。（对应工作联系单二第3条）</w:t>
       </w:r>
     </w:p>
     <w:p>
+      <w:pPr>
+        <w:spacing w:before="0" w:after="80" w:line="240" w:lineRule="auto"/>
+      </w:pPr>
       <w:r>
         <w:rPr>
           <w:rFonts w:ascii="仿宋_GB2312" w:hAnsi="仿宋_GB2312" w:eastAsia="仿宋_GB2312"/>
           <w:b w:val="0"/>
           <w:sz w:val="24"/>
         </w:rPr>
-        <w:t>9. 应业主要求对新建围墙做法进行变更，其中总高2.9m的围墙长105.05m，总高2.5m的围墙长29.94m，做法见图。（对应工作联系单二第4条）</w:t>
+        <w:t>9.应业主要求对新建围墙做法进行变更，其中总高2.9m的围墙长105.05m，总高2.5m的围墙长29.94m，做法见图。（对应工作联系单二第4条）</w:t>
       </w:r>
     </w:p>
     <w:p>
+      <w:pPr>
+        <w:spacing w:before="120" w:after="160" w:line="240" w:lineRule="auto"/>
+      </w:pPr>
       <w:r>
         <w:rPr>
           <w:rFonts w:ascii="仿宋_GB2312" w:hAnsi="仿宋_GB2312" w:eastAsia="仿宋_GB2312"/>
@@ -333,26 +511,40 @@
         <w:t>以上变更工程量详见后附计算表。</w:t>
       </w:r>
     </w:p>
-    <w:p/>
     <w:tbl>
       <w:tblPr>
         <w:tblStyle w:val="TableGrid"/>
         <w:tblW w:type="auto" w:w="0"/>
+        <w:jc w:val="center"/>
+        <w:tblLayout w:type="fixed"/>
         <w:tblLook w:firstColumn="1" w:firstRow="1" w:lastColumn="0" w:lastRow="0" w:noHBand="0" w:noVBand="1" w:val="04A0"/>
       </w:tblPr>
       <w:tblGrid>
-        <w:gridCol w:w="2436"/>
-        <w:gridCol w:w="2436"/>
-        <w:gridCol w:w="2436"/>
-        <w:gridCol w:w="2436"/>
+        <w:gridCol w:w="2538"/>
+        <w:gridCol w:w="2538"/>
+        <w:gridCol w:w="2538"/>
+        <w:gridCol w:w="2538"/>
       </w:tblGrid>
       <w:tr>
+        <w:trPr>
+          <w:trHeight w:val="2449" w:hRule="atLeast"/>
+        </w:trPr>
         <w:tc>
           <w:tcPr>
-            <w:tcW w:type="dxa" w:w="2436"/>
-            <w:vAlign w:val="center"/>
+            <w:tcW w:type="dxa" w:w="2375"/>
+            <w:tcMar>
+              <w:top w:w="40" w:type="dxa"/>
+              <w:bottom w:w="40" w:type="dxa"/>
+              <w:left w:w="80" w:type="dxa"/>
+              <w:right w:w="80" w:type="dxa"/>
+            </w:tcMar>
+            <w:vAlign w:val="top"/>
           </w:tcPr>
           <w:p>
+            <w:pPr>
+              <w:spacing w:before="0" w:after="0" w:line="240" w:lineRule="auto"/>
+              <w:jc w:val="left"/>
+            </w:pPr>
             <w:r/>
             <w:r>
               <w:rPr>
@@ -366,10 +558,20 @@
         </w:tc>
         <w:tc>
           <w:tcPr>
-            <w:tcW w:type="dxa" w:w="2436"/>
-            <w:vAlign w:val="center"/>
+            <w:tcW w:type="dxa" w:w="2381"/>
+            <w:tcMar>
+              <w:top w:w="40" w:type="dxa"/>
+              <w:bottom w:w="40" w:type="dxa"/>
+              <w:left w:w="80" w:type="dxa"/>
+              <w:right w:w="80" w:type="dxa"/>
+            </w:tcMar>
+            <w:vAlign w:val="top"/>
           </w:tcPr>
           <w:p>
+            <w:pPr>
+              <w:spacing w:before="0" w:after="0" w:line="240" w:lineRule="auto"/>
+              <w:jc w:val="left"/>
+            </w:pPr>
             <w:r/>
             <w:r>
               <w:rPr>
@@ -383,10 +585,20 @@
         </w:tc>
         <w:tc>
           <w:tcPr>
-            <w:tcW w:type="dxa" w:w="2436"/>
-            <w:vAlign w:val="center"/>
+            <w:tcW w:type="dxa" w:w="2534"/>
+            <w:tcMar>
+              <w:top w:w="40" w:type="dxa"/>
+              <w:bottom w:w="40" w:type="dxa"/>
+              <w:left w:w="80" w:type="dxa"/>
+              <w:right w:w="80" w:type="dxa"/>
+            </w:tcMar>
+            <w:vAlign w:val="top"/>
           </w:tcPr>
           <w:p>
+            <w:pPr>
+              <w:spacing w:before="0" w:after="0" w:line="240" w:lineRule="auto"/>
+              <w:jc w:val="left"/>
+            </w:pPr>
             <w:r/>
             <w:r>
               <w:rPr>
@@ -400,10 +612,20 @@
         </w:tc>
         <w:tc>
           <w:tcPr>
-            <w:tcW w:type="dxa" w:w="2436"/>
-            <w:vAlign w:val="center"/>
+            <w:tcW w:type="dxa" w:w="2540"/>
+            <w:tcMar>
+              <w:top w:w="40" w:type="dxa"/>
+              <w:bottom w:w="40" w:type="dxa"/>
+              <w:left w:w="80" w:type="dxa"/>
+              <w:right w:w="80" w:type="dxa"/>
+            </w:tcMar>
+            <w:vAlign w:val="top"/>
           </w:tcPr>
           <w:p>
+            <w:pPr>
+              <w:spacing w:before="0" w:after="0" w:line="240" w:lineRule="auto"/>
+              <w:jc w:val="left"/>
+            </w:pPr>
             <w:r/>
             <w:r>
               <w:rPr>
@@ -416,47 +638,10 @@
           </w:p>
         </w:tc>
       </w:tr>
-      <w:tr>
-        <w:trPr>
-          <w:trHeight w:val="1701"/>
-        </w:trPr>
-        <w:tc>
-          <w:tcPr>
-            <w:tcW w:type="dxa" w:w="2436"/>
-          </w:tcPr>
-          <w:p>
-            <w:r/>
-          </w:p>
-        </w:tc>
-        <w:tc>
-          <w:tcPr>
-            <w:tcW w:type="dxa" w:w="2436"/>
-          </w:tcPr>
-          <w:p>
-            <w:r/>
-          </w:p>
-        </w:tc>
-        <w:tc>
-          <w:tcPr>
-            <w:tcW w:type="dxa" w:w="2436"/>
-          </w:tcPr>
-          <w:p>
-            <w:r/>
-          </w:p>
-        </w:tc>
-        <w:tc>
-          <w:tcPr>
-            <w:tcW w:type="dxa" w:w="2436"/>
-          </w:tcPr>
-          <w:p>
-            <w:r/>
-          </w:p>
-        </w:tc>
-      </w:tr>
     </w:tbl>
     <w:sectPr>
       <w:pgSz w:w="12240" w:h="15840"/>
-      <w:pgMar w:top="1020" w:right="1247" w:bottom="1020" w:left="1247" w:header="720" w:footer="720" w:gutter="0"/>
+      <w:pgMar w:top="907" w:right="1043" w:bottom="907" w:left="1043" w:header="720" w:footer="720" w:gutter="0"/>
       <w:cols w:space="720"/>
       <w:docGrid w:linePitch="360"/>
     </w:sectPr>
